--- a/var/templates_docx/E-104.docx
+++ b/var/templates_docx/E-104.docx
@@ -2,7 +2,7 @@
 <file path=word/document.xml><?xml version="1.0" encoding="utf-8"?>
 <w:document xmlns:w="http://schemas.openxmlformats.org/wordprocessingml/2006/main" xmlns:m="http://schemas.openxmlformats.org/officeDocument/2006/math" xmlns:r="http://schemas.openxmlformats.org/officeDocument/2006/relationships" xmlns:o="urn:schemas-microsoft-com:office:office" xmlns:v="urn:schemas-microsoft-com:vml" xmlns:w10="urn:schemas-microsoft-com:office:word" xmlns:a="http://schemas.openxmlformats.org/drawingml/2006/main" xmlns:pic="http://schemas.openxmlformats.org/drawingml/2006/picture" xmlns:wp="http://schemas.openxmlformats.org/drawingml/2006/wordprocessingDrawing">
   <w:body>
-    <w:bookmarkStart w:id="63" w:name="Xc0e3ba0aaed40dc5fe3a67b89396cbac4d0899d"/>
+    <w:bookmarkStart w:id="63" w:name="X58649c4dda47f2a9d207caf386d90f274556164"/>
     <w:p>
       <w:pPr>
         <w:pStyle w:val="Heading1"/>
@@ -20,7 +20,7 @@
           <w:bCs/>
           <w:b/>
         </w:rPr>
-        <w:t xml:space="preserve">Documento {{ proyecto.codigo_documento_base }}-108 — Versión {{ proyecto.version_actual }}</w:t>
+        <w:t xml:space="preserve">Documento {{ proyecto.codigo_documento_base }}-104 — Versión {{ proyecto.version_actual }}</w:t>
       </w:r>
     </w:p>
     <w:p>
@@ -30,7 +30,7 @@
         </w:pict>
       </w:r>
     </w:p>
-    <w:bookmarkStart w:id="20" w:name="objeto"/>
+    <w:bookmarkStart w:id="20" w:name="X9895ad7d6233bb46f1f1ab0c9c1393c5bec2388"/>
     <w:p>
       <w:pPr>
         <w:pStyle w:val="Heading2"/>
@@ -120,7 +120,7 @@
           <w:bCs/>
           <w:b/>
         </w:rPr>
-        <w:t xml:space="preserve">mp.info.4 (Firma electrónica)</w:t>
+        <w:t xml:space="preserve">mp.info.3 (Firma electrónica)</w:t>
       </w:r>
       <w:r>
         <w:t xml:space="preserve">,</w:t>
@@ -133,7 +133,7 @@
           <w:bCs/>
           <w:b/>
         </w:rPr>
-        <w:t xml:space="preserve">mp.info.5 (Sellos de tiempo)</w:t>
+        <w:t xml:space="preserve">mp.info.4 (Sellos de tiempo)</w:t>
       </w:r>
       <w:r>
         <w:t xml:space="preserve"> </w:t>
@@ -149,7 +149,7 @@
           <w:bCs/>
           <w:b/>
         </w:rPr>
-        <w:t xml:space="preserve">mp.info.6 (Limpieza de documentos)</w:t>
+        <w:t xml:space="preserve">mp.info.5 (Limpieza de documentos)</w:t>
       </w:r>
       <w:r>
         <w:t xml:space="preserve"> </w:t>
@@ -159,7 +159,7 @@
       </w:r>
     </w:p>
     <w:bookmarkEnd w:id="20"/>
-    <w:bookmarkStart w:id="21" w:name="ámbito-de-aplicación"/>
+    <w:bookmarkStart w:id="21" w:name="X8fc8dbb3b6ec36c28d12dd14a63403c8b5b20de"/>
     <w:p>
       <w:pPr>
         <w:pStyle w:val="Heading2"/>
@@ -178,50 +178,38 @@
     </w:p>
     <w:p>
       <w:pPr>
-        <w:numPr>
-          <w:ilvl w:val="0"/>
-          <w:numId w:val="1001"/>
-        </w:numPr>
-      </w:pPr>
-      <w:r>
-        <w:t xml:space="preserve">Toda la información tratada por la Entidad, en cualquier formato (electrónico, impreso, audiovisual u otros).</w:t>
-      </w:r>
-    </w:p>
-    <w:p>
-      <w:pPr>
-        <w:numPr>
-          <w:ilvl w:val="0"/>
-          <w:numId w:val="1001"/>
-        </w:numPr>
-      </w:pPr>
-      <w:r>
-        <w:t xml:space="preserve">Todo soporte que contenga información de la Entidad, incluyendo equipos, dispositivos móviles, soportes extraíbles, archivos físicos y servicios cloud.</w:t>
-      </w:r>
-    </w:p>
-    <w:p>
-      <w:pPr>
-        <w:numPr>
-          <w:ilvl w:val="0"/>
-          <w:numId w:val="1001"/>
-        </w:numPr>
-      </w:pPr>
-      <w:r>
-        <w:t xml:space="preserve">Toda la información en cualquier estado del ciclo de vida: creación, captura, recepción, almacenamiento, uso, transmisión, archivado y destrucción.</w:t>
-      </w:r>
-    </w:p>
-    <w:p>
-      <w:pPr>
-        <w:numPr>
-          <w:ilvl w:val="0"/>
-          <w:numId w:val="1001"/>
-        </w:numPr>
-      </w:pPr>
-      <w:r>
-        <w:t xml:space="preserve">Todo el personal y los terceros con acceso a información de la Entidad.</w:t>
+        <w:pStyle w:val="BodyText"/>
+      </w:pPr>
+      <w:r>
+        <w:t xml:space="preserve">a) Toda la información tratada por la Entidad, en cualquier formato (electrónico, impreso, audiovisual u otros).</w:t>
+      </w:r>
+    </w:p>
+    <w:p>
+      <w:pPr>
+        <w:pStyle w:val="BodyText"/>
+      </w:pPr>
+      <w:r>
+        <w:t xml:space="preserve">b) Todo soporte que contenga información de la Entidad, incluyendo equipos, dispositivos móviles, soportes extraíbles, archivos físicos y servicios cloud.</w:t>
+      </w:r>
+    </w:p>
+    <w:p>
+      <w:pPr>
+        <w:pStyle w:val="BodyText"/>
+      </w:pPr>
+      <w:r>
+        <w:t xml:space="preserve">c) Toda la información en cualquier estado del ciclo de vida: creación, captura, recepción, almacenamiento, uso, transmisión, archivado y destrucción.</w:t>
+      </w:r>
+    </w:p>
+    <w:p>
+      <w:pPr>
+        <w:pStyle w:val="BodyText"/>
+      </w:pPr>
+      <w:r>
+        <w:t xml:space="preserve">d) Todo el personal y los terceros con acceso a información de la Entidad.</w:t>
       </w:r>
     </w:p>
     <w:bookmarkEnd w:id="21"/>
-    <w:bookmarkStart w:id="27" w:name="principios"/>
+    <w:bookmarkStart w:id="27" w:name="Xa25959606645258ef1af26345938b9cc6ed2c4e"/>
     <w:p>
       <w:pPr>
         <w:pStyle w:val="Heading2"/>
@@ -230,7 +218,7 @@
         <w:t xml:space="preserve">3. PRINCIPIOS</w:t>
       </w:r>
     </w:p>
-    <w:bookmarkStart w:id="22" w:name="proporcionalidad-de-las-medidas"/>
+    <w:bookmarkStart w:id="22" w:name="X00722d5ccaa7c1b7fe04c8aef8a93ab0a500b04"/>
     <w:p>
       <w:pPr>
         <w:pStyle w:val="Heading3"/>
@@ -248,7 +236,7 @@
       </w:r>
     </w:p>
     <w:bookmarkEnd w:id="22"/>
-    <w:bookmarkStart w:id="23" w:name="necesidad-de-saber"/>
+    <w:bookmarkStart w:id="23" w:name="X12abb1f5258eb363d2bb2882eca3fd681e70976"/>
     <w:p>
       <w:pPr>
         <w:pStyle w:val="Heading3"/>
@@ -262,11 +250,11 @@
         <w:pStyle w:val="FirstParagraph"/>
       </w:pPr>
       <w:r>
-        <w:t xml:space="preserve">El acceso a la información se rige por el principio de necesidad de saber, conforme se desarrolla en el documento {{ proyecto.codigo_documento_base }}-102.</w:t>
+        <w:t xml:space="preserve">El acceso a la información se rige por el principio de necesidad de saber, conforme se desarrolla en el documento {{ proyecto.codigo_documento_base }}-101.</w:t>
       </w:r>
     </w:p>
     <w:bookmarkEnd w:id="23"/>
-    <w:bookmarkStart w:id="24" w:name="trazabilidad-del-ciclo-de-vida"/>
+    <w:bookmarkStart w:id="24" w:name="X73fb841716c3594704741d0a3912800cd93f0b7"/>
     <w:p>
       <w:pPr>
         <w:pStyle w:val="Heading3"/>
@@ -284,7 +272,7 @@
       </w:r>
     </w:p>
     <w:bookmarkEnd w:id="24"/>
-    <w:bookmarkStart w:id="25" w:name="etiquetado-obligatorio"/>
+    <w:bookmarkStart w:id="25" w:name="X6da55e0cabe6db7231f99e23a1a2cc03dc3c567"/>
     <w:p>
       <w:pPr>
         <w:pStyle w:val="Heading3"/>
@@ -302,7 +290,7 @@
       </w:r>
     </w:p>
     <w:bookmarkEnd w:id="25"/>
-    <w:bookmarkStart w:id="26" w:name="responsabilidad-del-propietario"/>
+    <w:bookmarkStart w:id="26" w:name="Xa4b5379b413ad82c24320d7ea0f94cf530ba0c4"/>
     <w:p>
       <w:pPr>
         <w:pStyle w:val="Heading3"/>
@@ -337,7 +325,7 @@
     </w:p>
     <w:bookmarkEnd w:id="26"/>
     <w:bookmarkEnd w:id="27"/>
-    <w:bookmarkStart w:id="33" w:name="niveles-de-clasificación"/>
+    <w:bookmarkStart w:id="33" w:name="X3059ac2e6fcfef22ad9e99bf7deba24ae2a72d2"/>
     <w:p>
       <w:pPr>
         <w:pStyle w:val="Heading2"/>
@@ -354,7 +342,7 @@
         <w:t xml:space="preserve">A los efectos de la presente Política, la información tratada por la Entidad se clasifica en los siguientes niveles, alineados con las dimensiones de seguridad del Anexo I del ENS y con las prácticas habituales del sector:</w:t>
       </w:r>
     </w:p>
-    <w:bookmarkStart w:id="28" w:name="pública"/>
+    <w:bookmarkStart w:id="28" w:name="X89384c2aae85f8be4e805acc7492dd9d672a64a"/>
     <w:p>
       <w:pPr>
         <w:pStyle w:val="Heading3"/>
@@ -418,7 +406,7 @@
       </w:r>
     </w:p>
     <w:bookmarkEnd w:id="28"/>
-    <w:bookmarkStart w:id="29" w:name="interna"/>
+    <w:bookmarkStart w:id="29" w:name="X5f4a0bcb7fca1144694d611222dc509ca0c6da8"/>
     <w:p>
       <w:pPr>
         <w:pStyle w:val="Heading3"/>
@@ -482,7 +470,7 @@
       </w:r>
     </w:p>
     <w:bookmarkEnd w:id="29"/>
-    <w:bookmarkStart w:id="30" w:name="confidencial"/>
+    <w:bookmarkStart w:id="30" w:name="Xf694dde81847877924751ac6be4cf536afa6b50"/>
     <w:p>
       <w:pPr>
         <w:pStyle w:val="Heading3"/>
@@ -546,7 +534,7 @@
       </w:r>
     </w:p>
     <w:bookmarkEnd w:id="30"/>
-    <w:bookmarkStart w:id="31" w:name="restringida"/>
+    <w:bookmarkStart w:id="31" w:name="X9ea8761f9ff4e25ec604c15d62e1463e1d978fc"/>
     <w:p>
       <w:pPr>
         <w:pStyle w:val="Heading3"/>
@@ -610,7 +598,7 @@
       </w:r>
     </w:p>
     <w:bookmarkEnd w:id="31"/>
-    <w:bookmarkStart w:id="32" w:name="Xea78de7e67d075481669ec4edf4d24e610bdaae"/>
+    <w:bookmarkStart w:id="32" w:name="Xe2dffc93949210d3539bfdbd03553d8fd7b964b"/>
     <w:p>
       <w:pPr>
         <w:pStyle w:val="Heading3"/>
@@ -630,7 +618,7 @@
     <w:tbl>
       <w:tblPr>
         <w:tblStyle w:val="Table"/>
-        <w:tblW w:type="pct" w:w="5000"/>
+        <w:tblW w:type="auto" w:w="0"/>
         <w:tblLook w:firstRow="1" w:lastRow="0" w:firstColumn="0" w:lastColumn="0" w:noHBand="0" w:noVBand="0" w:val="0020"/>
         <w:jc w:val="start"/>
       </w:tblPr>
@@ -1026,7 +1014,7 @@
     </w:p>
     <w:bookmarkEnd w:id="32"/>
     <w:bookmarkEnd w:id="33"/>
-    <w:bookmarkStart w:id="38" w:name="proceso-de-clasificación"/>
+    <w:bookmarkStart w:id="38" w:name="X4bbbfc934a78d1ea45fe2201fe80823f4306876"/>
     <w:p>
       <w:pPr>
         <w:pStyle w:val="Heading2"/>
@@ -1035,7 +1023,7 @@
         <w:t xml:space="preserve">5. PROCESO DE CLASIFICACIÓN</w:t>
       </w:r>
     </w:p>
-    <w:bookmarkStart w:id="34" w:name="responsabilidad"/>
+    <w:bookmarkStart w:id="34" w:name="Xe0d98f924c77ddc480e65dd4d541d7fc338ea07"/>
     <w:p>
       <w:pPr>
         <w:pStyle w:val="Heading3"/>
@@ -1065,11 +1053,11 @@
         <w:t xml:space="preserve"> </w:t>
       </w:r>
       <w:r>
-        <w:t xml:space="preserve">(rol del artículo 11 del ENS), conforme se desarrolla en el documento {{ proyecto.codigo_documento_base }}-101, en coordinación con quien la haya generado o capturado.</w:t>
+        <w:t xml:space="preserve">(rol del artículo 11 del ENS), conforme se desarrolla en el documento {{ proyecto.codigo_documento_base }}-ABSORB_INTO_E100, en coordinación con quien la haya generado o capturado.</w:t>
       </w:r>
     </w:p>
     <w:bookmarkEnd w:id="34"/>
-    <w:bookmarkStart w:id="35" w:name="criterios-de-decisión"/>
+    <w:bookmarkStart w:id="35" w:name="X448862d82a9b20ff13a0e23a51a8a5b79ff3d81"/>
     <w:p>
       <w:pPr>
         <w:pStyle w:val="Heading3"/>
@@ -1088,50 +1076,38 @@
     </w:p>
     <w:p>
       <w:pPr>
-        <w:numPr>
-          <w:ilvl w:val="0"/>
-          <w:numId w:val="1002"/>
-        </w:numPr>
-      </w:pPr>
-      <w:r>
-        <w:t xml:space="preserve">La naturaleza intrínseca de la información (datos personales, secretos comerciales, información financiera, etc.).</w:t>
-      </w:r>
-    </w:p>
-    <w:p>
-      <w:pPr>
-        <w:numPr>
-          <w:ilvl w:val="0"/>
-          <w:numId w:val="1002"/>
-        </w:numPr>
-      </w:pPr>
-      <w:r>
-        <w:t xml:space="preserve">Las obligaciones legales o contractuales aplicables.</w:t>
-      </w:r>
-    </w:p>
-    <w:p>
-      <w:pPr>
-        <w:numPr>
-          <w:ilvl w:val="0"/>
-          <w:numId w:val="1002"/>
-        </w:numPr>
-      </w:pPr>
-      <w:r>
-        <w:t xml:space="preserve">El impacto potencial de su divulgación no autorizada para la Entidad y para terceros.</w:t>
-      </w:r>
-    </w:p>
-    <w:p>
-      <w:pPr>
-        <w:numPr>
-          <w:ilvl w:val="0"/>
-          <w:numId w:val="1002"/>
-        </w:numPr>
-      </w:pPr>
-      <w:r>
-        <w:t xml:space="preserve">El periodo de validez de la clasificación, que puede ser limitado en el tiempo (información embargada que pasa a pública en una fecha determinada, por ejemplo).</w:t>
+        <w:pStyle w:val="BodyText"/>
+      </w:pPr>
+      <w:r>
+        <w:t xml:space="preserve">a) La naturaleza intrínseca de la información (datos personales, secretos comerciales, información financiera, etc.).</w:t>
+      </w:r>
+    </w:p>
+    <w:p>
+      <w:pPr>
+        <w:pStyle w:val="BodyText"/>
+      </w:pPr>
+      <w:r>
+        <w:t xml:space="preserve">b) Las obligaciones legales o contractuales aplicables.</w:t>
+      </w:r>
+    </w:p>
+    <w:p>
+      <w:pPr>
+        <w:pStyle w:val="BodyText"/>
+      </w:pPr>
+      <w:r>
+        <w:t xml:space="preserve">c) El impacto potencial de su divulgación no autorizada para la Entidad y para terceros.</w:t>
+      </w:r>
+    </w:p>
+    <w:p>
+      <w:pPr>
+        <w:pStyle w:val="BodyText"/>
+      </w:pPr>
+      <w:r>
+        <w:t xml:space="preserve">d) El periodo de validez de la clasificación, que puede ser limitado en el tiempo (información embargada que pasa a pública en una fecha determinada, por ejemplo).</w:t>
       </w:r>
     </w:p>
     <w:bookmarkEnd w:id="35"/>
-    <w:bookmarkStart w:id="36" w:name="revisión-de-la-clasificación"/>
+    <w:bookmarkStart w:id="36" w:name="Xd2ecfd252c2803a0af75458a381b2db33e03ec9"/>
     <w:p>
       <w:pPr>
         <w:pStyle w:val="Heading3"/>
@@ -1150,50 +1126,38 @@
     </w:p>
     <w:p>
       <w:pPr>
-        <w:numPr>
-          <w:ilvl w:val="0"/>
-          <w:numId w:val="1003"/>
-        </w:numPr>
-      </w:pPr>
-      <w:r>
-        <w:t xml:space="preserve">Cambien las circunstancias que motivaron la clasificación inicial.</w:t>
-      </w:r>
-    </w:p>
-    <w:p>
-      <w:pPr>
-        <w:numPr>
-          <w:ilvl w:val="0"/>
-          <w:numId w:val="1003"/>
-        </w:numPr>
-      </w:pPr>
-      <w:r>
-        <w:t xml:space="preserve">Transcurra el periodo de validez establecido en su caso.</w:t>
-      </w:r>
-    </w:p>
-    <w:p>
-      <w:pPr>
-        <w:numPr>
-          <w:ilvl w:val="0"/>
-          <w:numId w:val="1003"/>
-        </w:numPr>
-      </w:pPr>
-      <w:r>
-        <w:t xml:space="preserve">Se produzcan modificaciones en el marco legal aplicable.</w:t>
-      </w:r>
-    </w:p>
-    <w:p>
-      <w:pPr>
-        <w:numPr>
-          <w:ilvl w:val="0"/>
-          <w:numId w:val="1003"/>
-        </w:numPr>
-      </w:pPr>
-      <w:r>
-        <w:t xml:space="preserve">Se proceda a la revisión periódica del Análisis de Riesgos.</w:t>
+        <w:pStyle w:val="BodyText"/>
+      </w:pPr>
+      <w:r>
+        <w:t xml:space="preserve">a) Cambien las circunstancias que motivaron la clasificación inicial.</w:t>
+      </w:r>
+    </w:p>
+    <w:p>
+      <w:pPr>
+        <w:pStyle w:val="BodyText"/>
+      </w:pPr>
+      <w:r>
+        <w:t xml:space="preserve">b) Transcurra el periodo de validez establecido en su caso.</w:t>
+      </w:r>
+    </w:p>
+    <w:p>
+      <w:pPr>
+        <w:pStyle w:val="BodyText"/>
+      </w:pPr>
+      <w:r>
+        <w:t xml:space="preserve">c) Se produzcan modificaciones en el marco legal aplicable.</w:t>
+      </w:r>
+    </w:p>
+    <w:p>
+      <w:pPr>
+        <w:pStyle w:val="BodyText"/>
+      </w:pPr>
+      <w:r>
+        <w:t xml:space="preserve">d) Se proceda a la revisión periódica del Análisis de Riesgos.</w:t>
       </w:r>
     </w:p>
     <w:bookmarkEnd w:id="36"/>
-    <w:bookmarkStart w:id="37" w:name="reclasificación"/>
+    <w:bookmarkStart w:id="37" w:name="Xe0407fb8a0a06216476bc6876bac6ff26d2115a"/>
     <w:p>
       <w:pPr>
         <w:pStyle w:val="Heading3"/>
@@ -1212,7 +1176,7 @@
     </w:p>
     <w:bookmarkEnd w:id="37"/>
     <w:bookmarkEnd w:id="38"/>
-    <w:bookmarkStart w:id="43" w:name="etiquetado"/>
+    <w:bookmarkStart w:id="43" w:name="Xe213bd9920195fdc41041326671ebb1a4c8495a"/>
     <w:p>
       <w:pPr>
         <w:pStyle w:val="Heading2"/>
@@ -1221,7 +1185,7 @@
         <w:t xml:space="preserve">6. ETIQUETADO</w:t>
       </w:r>
     </w:p>
-    <w:bookmarkStart w:id="39" w:name="documentos-electrónicos"/>
+    <w:bookmarkStart w:id="39" w:name="X7a1390b46ec9071323dae12bff996a9a11d00b7"/>
     <w:p>
       <w:pPr>
         <w:pStyle w:val="Heading3"/>
@@ -1240,36 +1204,30 @@
     </w:p>
     <w:p>
       <w:pPr>
-        <w:numPr>
-          <w:ilvl w:val="0"/>
-          <w:numId w:val="1004"/>
-        </w:numPr>
-      </w:pPr>
-      <w:r>
-        <w:t xml:space="preserve">La cabecera o el pie de cada página.</w:t>
-      </w:r>
-    </w:p>
-    <w:p>
-      <w:pPr>
-        <w:numPr>
-          <w:ilvl w:val="0"/>
-          <w:numId w:val="1004"/>
-        </w:numPr>
-      </w:pPr>
-      <w:r>
-        <w:t xml:space="preserve">Los metadatos del documento, cuando el formato lo permita.</w:t>
-      </w:r>
-    </w:p>
-    <w:p>
-      <w:pPr>
-        <w:pStyle w:val="FirstParagraph"/>
+        <w:pStyle w:val="BodyText"/>
+      </w:pPr>
+      <w:r>
+        <w:t xml:space="preserve">a) La cabecera o el pie de cada página.</w:t>
+      </w:r>
+    </w:p>
+    <w:p>
+      <w:pPr>
+        <w:pStyle w:val="BodyText"/>
+      </w:pPr>
+      <w:r>
+        <w:t xml:space="preserve">b) Los metadatos del documento, cuando el formato lo permita.</w:t>
+      </w:r>
+    </w:p>
+    <w:p>
+      <w:pPr>
+        <w:pStyle w:val="BodyText"/>
       </w:pPr>
       <w:r>
         <w:t xml:space="preserve">Los documentos clasificados como PÚBLICA o INTERNA podrán llevar marca de clasificación, pero no es obligatorio salvo que lo establezca un procedimiento específico.</w:t>
       </w:r>
     </w:p>
     <w:bookmarkEnd w:id="39"/>
-    <w:bookmarkStart w:id="40" w:name="documentos-en-papel"/>
+    <w:bookmarkStart w:id="40" w:name="X56dc2b8a1e349e0c29657c61ad904168b85964a"/>
     <w:p>
       <w:pPr>
         <w:pStyle w:val="Heading3"/>
@@ -1287,7 +1245,7 @@
       </w:r>
     </w:p>
     <w:bookmarkEnd w:id="40"/>
-    <w:bookmarkStart w:id="41" w:name="mensajes-de-correo-electrónico"/>
+    <w:bookmarkStart w:id="41" w:name="Xd60e9b6580b0d652b2b140906d9181b91dddc11"/>
     <w:p>
       <w:pPr>
         <w:pStyle w:val="Heading3"/>
@@ -1332,7 +1290,7 @@
       </w:r>
     </w:p>
     <w:bookmarkEnd w:id="41"/>
-    <w:bookmarkStart w:id="42" w:name="soportes-extraíbles"/>
+    <w:bookmarkStart w:id="42" w:name="X7e3d80ce87e42213e357e3213885b654dbe9230"/>
     <w:p>
       <w:pPr>
         <w:pStyle w:val="Heading3"/>
@@ -1351,7 +1309,7 @@
     </w:p>
     <w:bookmarkEnd w:id="42"/>
     <w:bookmarkEnd w:id="43"/>
-    <w:bookmarkStart w:id="49" w:name="tratamiento-por-estado-del-ciclo-de-vida"/>
+    <w:bookmarkStart w:id="49" w:name="X7065717a0e4fbf1cd31c10579a7948e9670248c"/>
     <w:p>
       <w:pPr>
         <w:pStyle w:val="Heading2"/>
@@ -1360,7 +1318,7 @@
         <w:t xml:space="preserve">7. TRATAMIENTO POR ESTADO DEL CICLO DE VIDA</w:t>
       </w:r>
     </w:p>
-    <w:bookmarkStart w:id="44" w:name="almacenamiento"/>
+    <w:bookmarkStart w:id="44" w:name="Xc4e660b7736d680c4ea7d9af20bc1bab265d523"/>
     <w:p>
       <w:pPr>
         <w:pStyle w:val="Heading3"/>
@@ -1380,7 +1338,7 @@
     <w:tbl>
       <w:tblPr>
         <w:tblStyle w:val="Table"/>
-        <w:tblW w:type="pct" w:w="5000"/>
+        <w:tblW w:type="auto" w:w="0"/>
         <w:tblLook w:firstRow="1" w:lastRow="0" w:firstColumn="0" w:lastColumn="0" w:noHBand="0" w:noVBand="0" w:val="0020"/>
         <w:jc w:val="start"/>
       </w:tblPr>
@@ -1523,7 +1481,7 @@
       </w:tr>
     </w:tbl>
     <w:bookmarkEnd w:id="44"/>
-    <w:bookmarkStart w:id="45" w:name="transmisión"/>
+    <w:bookmarkStart w:id="45" w:name="X9ebf5681bf65525bb05a1459e5a7700eda957d9"/>
     <w:p>
       <w:pPr>
         <w:pStyle w:val="Heading3"/>
@@ -1543,7 +1501,7 @@
     <w:tbl>
       <w:tblPr>
         <w:tblStyle w:val="Table"/>
-        <w:tblW w:type="pct" w:w="5000"/>
+        <w:tblW w:type="auto" w:w="0"/>
         <w:tblLook w:firstRow="1" w:lastRow="0" w:firstColumn="0" w:lastColumn="0" w:noHBand="0" w:noVBand="0" w:val="0020"/>
         <w:jc w:val="start"/>
       </w:tblPr>
@@ -1686,7 +1644,7 @@
       </w:tr>
     </w:tbl>
     <w:bookmarkEnd w:id="45"/>
-    <w:bookmarkStart w:id="46" w:name="duplicación"/>
+    <w:bookmarkStart w:id="46" w:name="Xdf90121f49ee0d2747b57973bb440651c80e6ad"/>
     <w:p>
       <w:pPr>
         <w:pStyle w:val="Heading3"/>
@@ -1704,7 +1662,7 @@
       </w:r>
     </w:p>
     <w:bookmarkEnd w:id="46"/>
-    <w:bookmarkStart w:id="47" w:name="X0e1ea99740791278d1d60a50bb5256c46d89d31"/>
+    <w:bookmarkStart w:id="47" w:name="X4fbf6acc8b38966377ffb6426a69ac71353dcce"/>
     <w:p>
       <w:pPr>
         <w:pStyle w:val="Heading3"/>
@@ -1722,7 +1680,7 @@
       </w:r>
     </w:p>
     <w:bookmarkEnd w:id="47"/>
-    <w:bookmarkStart w:id="48" w:name="limpieza-de-metadatos"/>
+    <w:bookmarkStart w:id="48" w:name="Xfbe9339afe6632e6b8789dc63865dadb350f6f9"/>
     <w:p>
       <w:pPr>
         <w:pStyle w:val="Heading3"/>
@@ -1752,12 +1710,12 @@
         <w:t xml:space="preserve"> </w:t>
       </w:r>
       <w:r>
-        <w:t xml:space="preserve">que pudieran revelar información no destinada a la difusión, conforme a la medida mp.info.6 del Anexo II del ENS.</w:t>
+        <w:t xml:space="preserve">que pudieran revelar información no destinada a la difusión, conforme a la medida mp.info.5 (Limpieza de documentos) del Anexo II del ENS.</w:t>
       </w:r>
     </w:p>
     <w:bookmarkEnd w:id="48"/>
     <w:bookmarkEnd w:id="49"/>
-    <w:bookmarkStart w:id="54" w:name="conservación-y-archivo"/>
+    <w:bookmarkStart w:id="54" w:name="X1761f54150dcdfd508548311237f63518638191"/>
     <w:p>
       <w:pPr>
         <w:pStyle w:val="Heading2"/>
@@ -1766,7 +1724,7 @@
         <w:t xml:space="preserve">8. CONSERVACIÓN Y ARCHIVO</w:t>
       </w:r>
     </w:p>
-    <w:bookmarkStart w:id="50" w:name="periodos-de-conservación"/>
+    <w:bookmarkStart w:id="50" w:name="X97700bfd681eb494643261b24e878741dae37d9"/>
     <w:p>
       <w:pPr>
         <w:pStyle w:val="Heading3"/>
@@ -1805,7 +1763,7 @@
       </w:r>
     </w:p>
     <w:bookmarkEnd w:id="50"/>
-    <w:bookmarkStart w:id="51" w:name="datos-personales"/>
+    <w:bookmarkStart w:id="51" w:name="X21b6b7568f6e0f9c309affb15ebdccd0dcc5523"/>
     <w:p>
       <w:pPr>
         <w:pStyle w:val="Heading3"/>
@@ -1823,7 +1781,7 @@
       </w:r>
     </w:p>
     <w:bookmarkEnd w:id="51"/>
-    <w:bookmarkStart w:id="52" w:name="bloqueo"/>
+    <w:bookmarkStart w:id="52" w:name="Xb643ef866e45934b090965a16d88d3487286905"/>
     <w:p>
       <w:pPr>
         <w:pStyle w:val="Heading3"/>
@@ -1841,7 +1799,7 @@
       </w:r>
     </w:p>
     <w:bookmarkEnd w:id="52"/>
-    <w:bookmarkStart w:id="53" w:name="archivo-histórico"/>
+    <w:bookmarkStart w:id="53" w:name="X66028149a91643b4de496e548725e0aca496136"/>
     <w:p>
       <w:pPr>
         <w:pStyle w:val="Heading3"/>
@@ -1860,7 +1818,7 @@
     </w:p>
     <w:bookmarkEnd w:id="53"/>
     <w:bookmarkEnd w:id="54"/>
-    <w:bookmarkStart w:id="59" w:name="destrucción-y-eliminación"/>
+    <w:bookmarkStart w:id="59" w:name="Xf0708f7fe40af4e07f9dbd180c45253f2265985"/>
     <w:p>
       <w:pPr>
         <w:pStyle w:val="Heading2"/>
@@ -1869,7 +1827,7 @@
         <w:t xml:space="preserve">9. DESTRUCCIÓN Y ELIMINACIÓN</w:t>
       </w:r>
     </w:p>
-    <w:bookmarkStart w:id="55" w:name="principio-general"/>
+    <w:bookmarkStart w:id="55" w:name="X2b805ef5aa3eec73136971c93ca9d8e33a8d2c3"/>
     <w:p>
       <w:pPr>
         <w:pStyle w:val="Heading3"/>
@@ -1887,7 +1845,7 @@
       </w:r>
     </w:p>
     <w:bookmarkEnd w:id="55"/>
-    <w:bookmarkStart w:id="56" w:name="métodos-por-nivel"/>
+    <w:bookmarkStart w:id="56" w:name="Xcca28a1ace9291f7f8d30fcc92f0e6406b267ff"/>
     <w:p>
       <w:pPr>
         <w:pStyle w:val="Heading3"/>
@@ -1899,7 +1857,7 @@
     <w:tbl>
       <w:tblPr>
         <w:tblStyle w:val="Table"/>
-        <w:tblW w:type="pct" w:w="5000"/>
+        <w:tblW w:type="auto" w:w="0"/>
         <w:tblLook w:firstRow="1" w:lastRow="0" w:firstColumn="0" w:lastColumn="0" w:noHBand="0" w:noVBand="0" w:val="0020"/>
         <w:jc w:val="start"/>
       </w:tblPr>
@@ -2042,7 +2000,7 @@
       </w:tr>
     </w:tbl>
     <w:bookmarkEnd w:id="56"/>
-    <w:bookmarkStart w:id="57" w:name="X69002dfaf23ec49cc5f8e1f615c70e36c3a63d6"/>
+    <w:bookmarkStart w:id="57" w:name="X2f3dfda4d7edfdf536e7ddcb191efb565acc485"/>
     <w:p>
       <w:pPr>
         <w:pStyle w:val="Heading3"/>
@@ -2056,11 +2014,11 @@
         <w:pStyle w:val="FirstParagraph"/>
       </w:pPr>
       <w:r>
-        <w:t xml:space="preserve">Cuando la destrucción se confíe a proveedores especializados, estos cumplirán las exigencias del documento {{ proyecto.codigo_documento_base }}-107 (Política de Seguridad en las Relaciones con Proveedores) y emitirán los correspondientes certificados de destrucción.</w:t>
+        <w:t xml:space="preserve">Cuando la destrucción se confíe a proveedores especializados, estos cumplirán las exigencias del documento {{ proyecto.codigo_documento_base }}-112 (Política de Seguridad en las Relaciones con Proveedores) y emitirán los correspondientes certificados de destrucción.</w:t>
       </w:r>
     </w:p>
     <w:bookmarkEnd w:id="57"/>
-    <w:bookmarkStart w:id="58" w:name="datos-personales-1"/>
+    <w:bookmarkStart w:id="58" w:name="X379ee238ebe30165471654c81e48b7c866c52a5"/>
     <w:p>
       <w:pPr>
         <w:pStyle w:val="Heading3"/>
@@ -2079,7 +2037,7 @@
     </w:p>
     <w:bookmarkEnd w:id="58"/>
     <w:bookmarkEnd w:id="59"/>
-    <w:bookmarkStart w:id="60" w:name="firma-electrónica-y-sellos-de-tiempo"/>
+    <w:bookmarkStart w:id="60" w:name="X5e7a5708859d3f91ac290ed22e3c5a8c35f4b61"/>
     <w:p>
       <w:pPr>
         <w:pStyle w:val="Heading2"/>
@@ -2113,7 +2071,7 @@
       </w:r>
     </w:p>
     <w:bookmarkEnd w:id="60"/>
-    <w:bookmarkStart w:id="61" w:name="incumplimiento"/>
+    <w:bookmarkStart w:id="61" w:name="X98650271c78ca5fc142a023749152d574fd80a3"/>
     <w:p>
       <w:pPr>
         <w:pStyle w:val="Heading2"/>
@@ -2131,7 +2089,7 @@
       </w:r>
     </w:p>
     <w:bookmarkEnd w:id="61"/>
-    <w:bookmarkStart w:id="62" w:name="aprobación-revisión-y-vigencia"/>
+    <w:bookmarkStart w:id="62" w:name="X42d99f18e4086d3cc6fe869cf406d90845dd504"/>
     <w:p>
       <w:pPr>
         <w:pStyle w:val="Heading2"/>
@@ -2164,7 +2122,7 @@
           <w:bCs/>
           <w:b/>
         </w:rPr>
-        <w:t xml:space="preserve">Documento {{ proyecto.codigo_documento_base }}-108 — Versión {{ proyecto.version_actual }} — Clasificación: INTERNA</w:t>
+        <w:t xml:space="preserve">Documento {{ proyecto.codigo_documento_base }}-104 — Versión {{ proyecto.version_actual }} — Clasificación: INTERNA</w:t>
       </w:r>
     </w:p>
     <w:bookmarkEnd w:id="62"/>
@@ -2471,213 +2429,8 @@
       </w:pPr>
     </w:lvl>
   </w:abstractNum>
-  <w:abstractNum w:abstractNumId="99721">
-    <w:nsid w:val="A99721"/>
-    <w:multiLevelType w:val="multilevel"/>
-    <w:lvl w:ilvl="0">
-      <w:start w:val="1"/>
-      <w:numFmt w:val="lowerLetter"/>
-      <w:lvlText w:val="%1)"/>
-      <w:lvlJc w:val="left"/>
-      <w:pPr>
-        <w:ind w:left="720" w:hanging="480"/>
-      </w:pPr>
-    </w:lvl>
-    <w:lvl w:ilvl="1">
-      <w:start w:val="1"/>
-      <w:numFmt w:val="lowerLetter"/>
-      <w:lvlText w:val="%2)"/>
-      <w:lvlJc w:val="left"/>
-      <w:pPr>
-        <w:ind w:left="1440" w:hanging="480"/>
-      </w:pPr>
-    </w:lvl>
-    <w:lvl w:ilvl="2">
-      <w:start w:val="1"/>
-      <w:numFmt w:val="lowerLetter"/>
-      <w:lvlText w:val="%3)"/>
-      <w:lvlJc w:val="left"/>
-      <w:pPr>
-        <w:ind w:left="2160" w:hanging="480"/>
-      </w:pPr>
-    </w:lvl>
-    <w:lvl w:ilvl="3">
-      <w:start w:val="1"/>
-      <w:numFmt w:val="lowerLetter"/>
-      <w:lvlText w:val="%4)"/>
-      <w:lvlJc w:val="left"/>
-      <w:pPr>
-        <w:ind w:left="2880" w:hanging="480"/>
-      </w:pPr>
-    </w:lvl>
-    <w:lvl w:ilvl="4">
-      <w:start w:val="1"/>
-      <w:numFmt w:val="lowerLetter"/>
-      <w:lvlText w:val="%5)"/>
-      <w:lvlJc w:val="left"/>
-      <w:pPr>
-        <w:ind w:left="3600" w:hanging="480"/>
-      </w:pPr>
-    </w:lvl>
-    <w:lvl w:ilvl="5">
-      <w:start w:val="1"/>
-      <w:numFmt w:val="lowerLetter"/>
-      <w:lvlText w:val="%6)"/>
-      <w:lvlJc w:val="left"/>
-      <w:pPr>
-        <w:ind w:left="4320" w:hanging="480"/>
-      </w:pPr>
-    </w:lvl>
-    <w:lvl w:ilvl="6">
-      <w:start w:val="1"/>
-      <w:numFmt w:val="lowerLetter"/>
-      <w:lvlText w:val="%7)"/>
-      <w:lvlJc w:val="left"/>
-      <w:pPr>
-        <w:ind w:left="5040" w:hanging="480"/>
-      </w:pPr>
-    </w:lvl>
-    <w:lvl w:ilvl="7">
-      <w:start w:val="1"/>
-      <w:numFmt w:val="lowerLetter"/>
-      <w:lvlText w:val="%8)"/>
-      <w:lvlJc w:val="left"/>
-      <w:pPr>
-        <w:ind w:left="5760" w:hanging="480"/>
-      </w:pPr>
-    </w:lvl>
-    <w:lvl w:ilvl="8">
-      <w:start w:val="1"/>
-      <w:numFmt w:val="lowerLetter"/>
-      <w:lvlText w:val="%9)"/>
-      <w:lvlJc w:val="left"/>
-      <w:pPr>
-        <w:ind w:left="6480" w:hanging="480"/>
-      </w:pPr>
-    </w:lvl>
-  </w:abstractNum>
   <w:num w:numId="1000">
     <w:abstractNumId w:val="990"/>
-  </w:num>
-  <w:num w:numId="1001">
-    <w:abstractNumId w:val="99721"/>
-    <w:lvlOverride w:ilvl="0">
-      <w:startOverride w:val="1"/>
-    </w:lvlOverride>
-    <w:lvlOverride w:ilvl="1">
-      <w:startOverride w:val="1"/>
-    </w:lvlOverride>
-    <w:lvlOverride w:ilvl="2">
-      <w:startOverride w:val="1"/>
-    </w:lvlOverride>
-    <w:lvlOverride w:ilvl="3">
-      <w:startOverride w:val="1"/>
-    </w:lvlOverride>
-    <w:lvlOverride w:ilvl="4">
-      <w:startOverride w:val="1"/>
-    </w:lvlOverride>
-    <w:lvlOverride w:ilvl="5">
-      <w:startOverride w:val="1"/>
-    </w:lvlOverride>
-    <w:lvlOverride w:ilvl="6">
-      <w:startOverride w:val="1"/>
-    </w:lvlOverride>
-    <w:lvlOverride w:ilvl="7">
-      <w:startOverride w:val="1"/>
-    </w:lvlOverride>
-    <w:lvlOverride w:ilvl="8">
-      <w:startOverride w:val="1"/>
-    </w:lvlOverride>
-  </w:num>
-  <w:num w:numId="1002">
-    <w:abstractNumId w:val="99721"/>
-    <w:lvlOverride w:ilvl="0">
-      <w:startOverride w:val="1"/>
-    </w:lvlOverride>
-    <w:lvlOverride w:ilvl="1">
-      <w:startOverride w:val="1"/>
-    </w:lvlOverride>
-    <w:lvlOverride w:ilvl="2">
-      <w:startOverride w:val="1"/>
-    </w:lvlOverride>
-    <w:lvlOverride w:ilvl="3">
-      <w:startOverride w:val="1"/>
-    </w:lvlOverride>
-    <w:lvlOverride w:ilvl="4">
-      <w:startOverride w:val="1"/>
-    </w:lvlOverride>
-    <w:lvlOverride w:ilvl="5">
-      <w:startOverride w:val="1"/>
-    </w:lvlOverride>
-    <w:lvlOverride w:ilvl="6">
-      <w:startOverride w:val="1"/>
-    </w:lvlOverride>
-    <w:lvlOverride w:ilvl="7">
-      <w:startOverride w:val="1"/>
-    </w:lvlOverride>
-    <w:lvlOverride w:ilvl="8">
-      <w:startOverride w:val="1"/>
-    </w:lvlOverride>
-  </w:num>
-  <w:num w:numId="1003">
-    <w:abstractNumId w:val="99721"/>
-    <w:lvlOverride w:ilvl="0">
-      <w:startOverride w:val="1"/>
-    </w:lvlOverride>
-    <w:lvlOverride w:ilvl="1">
-      <w:startOverride w:val="1"/>
-    </w:lvlOverride>
-    <w:lvlOverride w:ilvl="2">
-      <w:startOverride w:val="1"/>
-    </w:lvlOverride>
-    <w:lvlOverride w:ilvl="3">
-      <w:startOverride w:val="1"/>
-    </w:lvlOverride>
-    <w:lvlOverride w:ilvl="4">
-      <w:startOverride w:val="1"/>
-    </w:lvlOverride>
-    <w:lvlOverride w:ilvl="5">
-      <w:startOverride w:val="1"/>
-    </w:lvlOverride>
-    <w:lvlOverride w:ilvl="6">
-      <w:startOverride w:val="1"/>
-    </w:lvlOverride>
-    <w:lvlOverride w:ilvl="7">
-      <w:startOverride w:val="1"/>
-    </w:lvlOverride>
-    <w:lvlOverride w:ilvl="8">
-      <w:startOverride w:val="1"/>
-    </w:lvlOverride>
-  </w:num>
-  <w:num w:numId="1004">
-    <w:abstractNumId w:val="99721"/>
-    <w:lvlOverride w:ilvl="0">
-      <w:startOverride w:val="1"/>
-    </w:lvlOverride>
-    <w:lvlOverride w:ilvl="1">
-      <w:startOverride w:val="1"/>
-    </w:lvlOverride>
-    <w:lvlOverride w:ilvl="2">
-      <w:startOverride w:val="1"/>
-    </w:lvlOverride>
-    <w:lvlOverride w:ilvl="3">
-      <w:startOverride w:val="1"/>
-    </w:lvlOverride>
-    <w:lvlOverride w:ilvl="4">
-      <w:startOverride w:val="1"/>
-    </w:lvlOverride>
-    <w:lvlOverride w:ilvl="5">
-      <w:startOverride w:val="1"/>
-    </w:lvlOverride>
-    <w:lvlOverride w:ilvl="6">
-      <w:startOverride w:val="1"/>
-    </w:lvlOverride>
-    <w:lvlOverride w:ilvl="7">
-      <w:startOverride w:val="1"/>
-    </w:lvlOverride>
-    <w:lvlOverride w:ilvl="8">
-      <w:startOverride w:val="1"/>
-    </w:lvlOverride>
   </w:num>
 </w:numbering>
 </file>

--- a/var/templates_docx/E-104.docx
+++ b/var/templates_docx/E-104.docx
@@ -1053,7 +1053,7 @@
         <w:t xml:space="preserve"> </w:t>
       </w:r>
       <w:r>
-        <w:t xml:space="preserve">(rol del artículo 11 del ENS), conforme se desarrolla en el documento {{ proyecto.codigo_documento_base }}-ABSORB_INTO_E100, en coordinación con quien la haya generado o capturado.</w:t>
+        <w:t xml:space="preserve">(rol del artículo 11 del ENS), conforme se desarrolla en el documento {{ proyecto.codigo_documento_base }}-100 (Anexo de Roles), en coordinación con quien la haya generado o capturado.</w:t>
       </w:r>
     </w:p>
     <w:bookmarkEnd w:id="34"/>
